--- a/WpfApp2/Form for print/RegistraionCard.docx
+++ b/WpfApp2/Form for print/RegistraionCard.docx
@@ -1,6 +1,6 @@
 
 <file path=word/document.xml><?xml version="1.0" encoding="utf-8"?>
-<w:document xmlns:wpc="http://schemas.microsoft.com/office/word/2010/wordprocessingCanvas" xmlns:mc="http://schemas.openxmlformats.org/markup-compatibility/2006" xmlns:o="urn:schemas-microsoft-com:office:office" xmlns:r="http://schemas.openxmlformats.org/officeDocument/2006/relationships" xmlns:m="http://schemas.openxmlformats.org/officeDocument/2006/math" xmlns:v="urn:schemas-microsoft-com:vml" xmlns:wp14="http://schemas.microsoft.com/office/word/2010/wordprocessingDrawing" xmlns:wp="http://schemas.openxmlformats.org/drawingml/2006/wordprocessingDrawing" xmlns:w10="urn:schemas-microsoft-com:office:word" xmlns:w="http://schemas.openxmlformats.org/wordprocessingml/2006/main" xmlns:w14="http://schemas.microsoft.com/office/word/2010/wordml" xmlns:w15="http://schemas.microsoft.com/office/word/2012/wordml" xmlns:wpg="http://schemas.microsoft.com/office/word/2010/wordprocessingGroup" xmlns:wpi="http://schemas.microsoft.com/office/word/2010/wordprocessingInk" xmlns:wne="http://schemas.microsoft.com/office/word/2006/wordml" xmlns:wps="http://schemas.microsoft.com/office/word/2010/wordprocessingShape" mc:Ignorable="w14 w15 wp14">
+<w:document xmlns:wpc="http://schemas.microsoft.com/office/word/2010/wordprocessingCanvas" xmlns:cx="http://schemas.microsoft.com/office/drawing/2014/chartex" xmlns:mc="http://schemas.openxmlformats.org/markup-compatibility/2006" xmlns:o="urn:schemas-microsoft-com:office:office" xmlns:r="http://schemas.openxmlformats.org/officeDocument/2006/relationships" xmlns:m="http://schemas.openxmlformats.org/officeDocument/2006/math" xmlns:v="urn:schemas-microsoft-com:vml" xmlns:wp14="http://schemas.microsoft.com/office/word/2010/wordprocessingDrawing" xmlns:wp="http://schemas.openxmlformats.org/drawingml/2006/wordprocessingDrawing" xmlns:w10="urn:schemas-microsoft-com:office:word" xmlns:w="http://schemas.openxmlformats.org/wordprocessingml/2006/main" xmlns:w14="http://schemas.microsoft.com/office/word/2010/wordml" xmlns:w15="http://schemas.microsoft.com/office/word/2012/wordml" xmlns:w16se="http://schemas.microsoft.com/office/word/2015/wordml/symex" xmlns:wpg="http://schemas.microsoft.com/office/word/2010/wordprocessingGroup" xmlns:wpi="http://schemas.microsoft.com/office/word/2010/wordprocessingInk" xmlns:wne="http://schemas.microsoft.com/office/word/2006/wordml" xmlns:wps="http://schemas.microsoft.com/office/word/2010/wordprocessingShape" mc:Ignorable="w14 w15 w16se wp14">
   <w:body>
     <w:p>
       <w:pPr>
@@ -203,6 +203,7 @@
         </w:rPr>
         <w:t xml:space="preserve"> </w:t>
       </w:r>
+      <w:proofErr w:type="spellStart"/>
       <w:r>
         <w:rPr>
           <w:rFonts w:ascii="Times New Roman" w:hAnsi="Times New Roman" w:cs="Times New Roman"/>
@@ -213,8 +214,7 @@
         </w:rPr>
         <w:t>UnitFio</w:t>
       </w:r>
-      <w:bookmarkStart w:id="0" w:name="_GoBack"/>
-      <w:bookmarkEnd w:id="0"/>
+      <w:proofErr w:type="spellEnd"/>
       <w:r>
         <w:rPr>
           <w:rFonts w:ascii="Times New Roman" w:hAnsi="Times New Roman" w:cs="Times New Roman"/>
@@ -428,17 +428,7 @@
           <w:szCs w:val="32"/>
           <w:lang w:val="en-US"/>
         </w:rPr>
-        <w:t>Page</w:t>
-      </w:r>
-      <w:r>
-        <w:rPr>
-          <w:rFonts w:ascii="Times New Roman" w:hAnsi="Times New Roman" w:cs="Times New Roman"/>
-          <w:b/>
-          <w:sz w:val="32"/>
-          <w:szCs w:val="32"/>
-          <w:lang w:val="en-US"/>
-        </w:rPr>
-        <w:t>OrderBook</w:t>
+        <w:t>PageOrderBook</w:t>
       </w:r>
       <w:proofErr w:type="spellEnd"/>
       <w:r>
@@ -8807,7 +8797,7 @@
           <w:b/>
           <w:sz w:val="32"/>
           <w:szCs w:val="32"/>
-          <w:lang w:val="uk-UA"/>
+          <w:lang w:val="en-US"/>
         </w:rPr>
       </w:pPr>
       <w:r>
@@ -8816,30 +8806,12 @@
           <w:b/>
           <w:sz w:val="32"/>
           <w:szCs w:val="32"/>
-          <w:lang w:val="uk-UA"/>
+          <w:lang w:val="en-US"/>
         </w:rPr>
-        <w:t>Інженер відділення</w:t>
+        <w:t>Position</w:t>
       </w:r>
-      <w:r>
-        <w:rPr>
-          <w:rFonts w:ascii="Times New Roman" w:hAnsi="Times New Roman" w:cs="Times New Roman"/>
-          <w:b/>
-          <w:sz w:val="32"/>
-          <w:szCs w:val="32"/>
-          <w:lang w:val="uk-UA"/>
-        </w:rPr>
-        <w:t xml:space="preserve"> документального зв’язку вузла зв’язку </w:t>
-      </w:r>
-      <w:r>
-        <w:rPr>
-          <w:rFonts w:ascii="Times New Roman" w:hAnsi="Times New Roman" w:cs="Times New Roman"/>
-          <w:b/>
-          <w:sz w:val="32"/>
-          <w:szCs w:val="32"/>
-          <w:lang w:val="uk-UA"/>
-        </w:rPr>
-        <w:t xml:space="preserve"> І категорії </w:t>
-      </w:r>
+      <w:bookmarkStart w:id="0" w:name="_GoBack"/>
+      <w:bookmarkEnd w:id="0"/>
     </w:p>
     <w:p>
       <w:pPr>
@@ -8850,7 +8822,7 @@
           <w:b/>
           <w:sz w:val="32"/>
           <w:szCs w:val="32"/>
-          <w:lang w:val="uk-UA"/>
+          <w:lang w:val="en-US"/>
         </w:rPr>
       </w:pPr>
       <w:r>
@@ -8859,9 +8831,9 @@
           <w:b/>
           <w:sz w:val="32"/>
           <w:szCs w:val="32"/>
-          <w:lang w:val="uk-UA"/>
+          <w:lang w:val="en-US"/>
         </w:rPr>
-        <w:t>капітан</w:t>
+        <w:t>rank</w:t>
       </w:r>
       <w:r>
         <w:rPr>
@@ -9003,8 +8975,42 @@
           <w:lang w:val="uk-UA"/>
         </w:rPr>
         <w:tab/>
-        <w:t xml:space="preserve"> Оксана СТЕФАНИШИН</w:t>
+        <w:t xml:space="preserve"> </w:t>
       </w:r>
+      <w:proofErr w:type="spellStart"/>
+      <w:r>
+        <w:rPr>
+          <w:rFonts w:ascii="Times New Roman" w:hAnsi="Times New Roman" w:cs="Times New Roman"/>
+          <w:b/>
+          <w:sz w:val="32"/>
+          <w:szCs w:val="32"/>
+          <w:lang w:val="en-US"/>
+        </w:rPr>
+        <w:t>FirstName</w:t>
+      </w:r>
+      <w:proofErr w:type="spellEnd"/>
+      <w:r>
+        <w:rPr>
+          <w:rFonts w:ascii="Times New Roman" w:hAnsi="Times New Roman" w:cs="Times New Roman"/>
+          <w:b/>
+          <w:sz w:val="32"/>
+          <w:szCs w:val="32"/>
+          <w:lang w:val="uk-UA"/>
+        </w:rPr>
+        <w:t xml:space="preserve"> </w:t>
+      </w:r>
+      <w:proofErr w:type="spellStart"/>
+      <w:r>
+        <w:rPr>
+          <w:rFonts w:ascii="Times New Roman" w:hAnsi="Times New Roman" w:cs="Times New Roman"/>
+          <w:b/>
+          <w:sz w:val="32"/>
+          <w:szCs w:val="32"/>
+          <w:lang w:val="en-US"/>
+        </w:rPr>
+        <w:t>LastName</w:t>
+      </w:r>
+      <w:proofErr w:type="spellEnd"/>
     </w:p>
     <w:p>
       <w:pPr>
@@ -9199,8 +9205,8 @@
 </file>
 
 <file path=word/numbering.xml><?xml version="1.0" encoding="utf-8"?>
-<w:numbering xmlns:wpc="http://schemas.microsoft.com/office/word/2010/wordprocessingCanvas" xmlns:mc="http://schemas.openxmlformats.org/markup-compatibility/2006" xmlns:o="urn:schemas-microsoft-com:office:office" xmlns:r="http://schemas.openxmlformats.org/officeDocument/2006/relationships" xmlns:m="http://schemas.openxmlformats.org/officeDocument/2006/math" xmlns:v="urn:schemas-microsoft-com:vml" xmlns:wp14="http://schemas.microsoft.com/office/word/2010/wordprocessingDrawing" xmlns:wp="http://schemas.openxmlformats.org/drawingml/2006/wordprocessingDrawing" xmlns:w10="urn:schemas-microsoft-com:office:word" xmlns:w="http://schemas.openxmlformats.org/wordprocessingml/2006/main" xmlns:w14="http://schemas.microsoft.com/office/word/2010/wordml" xmlns:w15="http://schemas.microsoft.com/office/word/2012/wordml" xmlns:wpg="http://schemas.microsoft.com/office/word/2010/wordprocessingGroup" xmlns:wpi="http://schemas.microsoft.com/office/word/2010/wordprocessingInk" xmlns:wne="http://schemas.microsoft.com/office/word/2006/wordml" xmlns:wps="http://schemas.microsoft.com/office/word/2010/wordprocessingShape" mc:Ignorable="w14 w15 wp14">
-  <w:abstractNum w:abstractNumId="0">
+<w:numbering xmlns:wpc="http://schemas.microsoft.com/office/word/2010/wordprocessingCanvas" xmlns:cx="http://schemas.microsoft.com/office/drawing/2014/chartex" xmlns:mc="http://schemas.openxmlformats.org/markup-compatibility/2006" xmlns:o="urn:schemas-microsoft-com:office:office" xmlns:r="http://schemas.openxmlformats.org/officeDocument/2006/relationships" xmlns:m="http://schemas.openxmlformats.org/officeDocument/2006/math" xmlns:v="urn:schemas-microsoft-com:vml" xmlns:wp14="http://schemas.microsoft.com/office/word/2010/wordprocessingDrawing" xmlns:wp="http://schemas.openxmlformats.org/drawingml/2006/wordprocessingDrawing" xmlns:w10="urn:schemas-microsoft-com:office:word" xmlns:w="http://schemas.openxmlformats.org/wordprocessingml/2006/main" xmlns:w14="http://schemas.microsoft.com/office/word/2010/wordml" xmlns:w15="http://schemas.microsoft.com/office/word/2012/wordml" xmlns:w16se="http://schemas.microsoft.com/office/word/2015/wordml/symex" xmlns:wpg="http://schemas.microsoft.com/office/word/2010/wordprocessingGroup" xmlns:wpi="http://schemas.microsoft.com/office/word/2010/wordprocessingInk" xmlns:wne="http://schemas.microsoft.com/office/word/2006/wordml" xmlns:wps="http://schemas.microsoft.com/office/word/2010/wordprocessingShape" mc:Ignorable="w14 w15 w16se wp14">
+  <w:abstractNum w:abstractNumId="0" w15:restartNumberingAfterBreak="0">
     <w:nsid w:val="53467316"/>
     <w:multiLevelType w:val="hybridMultilevel"/>
     <w:tmpl w:val="CE30BDCC"/>
@@ -9293,7 +9299,7 @@
 </file>
 
 <file path=word/styles.xml><?xml version="1.0" encoding="utf-8"?>
-<w:styles xmlns:mc="http://schemas.openxmlformats.org/markup-compatibility/2006" xmlns:r="http://schemas.openxmlformats.org/officeDocument/2006/relationships" xmlns:w="http://schemas.openxmlformats.org/wordprocessingml/2006/main" xmlns:w14="http://schemas.microsoft.com/office/word/2010/wordml" xmlns:w15="http://schemas.microsoft.com/office/word/2012/wordml" mc:Ignorable="w14 w15">
+<w:styles xmlns:mc="http://schemas.openxmlformats.org/markup-compatibility/2006" xmlns:r="http://schemas.openxmlformats.org/officeDocument/2006/relationships" xmlns:w="http://schemas.openxmlformats.org/wordprocessingml/2006/main" xmlns:w14="http://schemas.microsoft.com/office/word/2010/wordml" xmlns:w15="http://schemas.microsoft.com/office/word/2012/wordml" xmlns:w16se="http://schemas.microsoft.com/office/word/2015/wordml/symex" mc:Ignorable="w14 w15 w16se">
   <w:docDefaults>
     <w:rPrDefault>
       <w:rPr>
@@ -9723,7 +9729,6 @@
       <w:spacing w:after="0" w:line="240" w:lineRule="auto"/>
     </w:pPr>
     <w:tblPr>
-      <w:tblInd w:w="0" w:type="dxa"/>
       <w:tblBorders>
         <w:top w:val="single" w:sz="4" w:space="0" w:color="auto"/>
         <w:left w:val="single" w:sz="4" w:space="0" w:color="auto"/>
@@ -9732,12 +9737,6 @@
         <w:insideH w:val="single" w:sz="4" w:space="0" w:color="auto"/>
         <w:insideV w:val="single" w:sz="4" w:space="0" w:color="auto"/>
       </w:tblBorders>
-      <w:tblCellMar>
-        <w:top w:w="0" w:type="dxa"/>
-        <w:left w:w="108" w:type="dxa"/>
-        <w:bottom w:w="0" w:type="dxa"/>
-        <w:right w:w="108" w:type="dxa"/>
-      </w:tblCellMar>
     </w:tblPr>
   </w:style>
   <w:style w:type="paragraph" w:styleId="a4">
@@ -9758,7 +9757,7 @@
     </w:rPr>
   </w:style>
   <w:style w:type="character" w:customStyle="1" w:styleId="a5">
-    <w:name w:val="Текст выноски Знак"/>
+    <w:name w:val="Текст у виносці Знак"/>
     <w:basedOn w:val="a0"/>
     <w:link w:val="a4"/>
     <w:uiPriority w:val="99"/>
@@ -10050,7 +10049,7 @@
 </file>
 
 <file path=customXml/itemProps1.xml><?xml version="1.0" encoding="utf-8"?>
-<ds:datastoreItem xmlns:ds="http://schemas.openxmlformats.org/officeDocument/2006/customXml" ds:itemID="{669F10C0-0D44-4C1C-A700-97D9480F4EC5}">
+<ds:datastoreItem xmlns:ds="http://schemas.openxmlformats.org/officeDocument/2006/customXml" ds:itemID="{BF5DE3AC-484A-4982-9B10-8FA5AE597A10}">
   <ds:schemaRefs>
     <ds:schemaRef ds:uri="http://schemas.openxmlformats.org/officeDocument/2006/bibliography"/>
   </ds:schemaRefs>
